--- a/literature/Overview_part_2_photonic_networks_citing_Gigan.docx
+++ b/literature/Overview_part_2_photonic_networks_citing_Gigan.docx
@@ -153,16 +153,13 @@
       </w:r>
     </w:p>
     <w:p>
-      <w:r>
-        <w:t xml:space="preserve">Idea – optically generate linear and nonlinear parts to make time series next-generation reservoir computing predictions. For nonlinearity they use phase encoding, SLM. So in exponent. This represents the same idea as before in Yildirim and </w:t>
-      </w:r>
-      <w:proofErr w:type="spellStart"/>
-      <w:r>
-        <w:t>Ginan</w:t>
-      </w:r>
-      <w:proofErr w:type="spellEnd"/>
-      <w:r>
-        <w:t xml:space="preserve"> papers. Reservoir computing – interesting idea itself, especially with this approach. Good for our benchmark purposes.</w:t>
+      <w:pPr>
+        <w:rPr>
+          <w:lang w:val="ru-RU"/>
+        </w:rPr>
+      </w:pPr>
+      <w:r>
+        <w:t>Idea – optically generate linear and nonlinear parts to make time series next-generation reservoir computing predictions. For nonlinearity they use phase encoding, SLM. So in exponent. This represents the same idea as before in Yildirim and Ginan papers. Reservoir computing – interesting idea itself, especially with this approach. Good for our benchmark purposes.</w:t>
       </w:r>
     </w:p>
     <w:p>
@@ -223,7 +220,18 @@
         <w:t xml:space="preserve">Cho2025 - </w:t>
       </w:r>
     </w:p>
-    <w:p/>
+    <w:p>
+      <w:pPr>
+        <w:rPr>
+          <w:lang w:val="ru-RU"/>
+        </w:rPr>
+      </w:pPr>
+    </w:p>
+    <w:p>
+      <w:r>
+        <w:t>Possible scenario to do – make a few test examples for KAN and reservoir with material parameters and show which one looks good / better.</w:t>
+      </w:r>
+    </w:p>
     <w:sectPr>
       <w:pgSz w:w="12240" w:h="15840"/>
       <w:pgMar w:top="1440" w:right="1440" w:bottom="1440" w:left="1440" w:header="720" w:footer="720" w:gutter="0"/>
